--- a/courts/ninth-circuit/washington/state/court-of-appeals/motion-brief/usage/OUTPUT-motion-brief.docx
+++ b/courts/ninth-circuit/washington/state/court-of-appeals/motion-brief/usage/OUTPUT-motion-brief.docx
@@ -15676,7 +15676,7 @@
         <w:t xml:space="preserve"> </w:t>
       </w:r>
       <w:r>
-        <w:t xml:space="preserve">https://www.bjs.gov/​content/​pub/​pdf/​svjfry12.pdf</w:t>
+        <w:t xml:space="preserve">https://​​www.​bjs.​gov/​​content/​​pub/​​pdf/​​svjfry12.​pdf</w:t>
       </w:r>
     </w:p>
   </w:footnote>
@@ -15695,7 +15695,7 @@
         <w:t xml:space="preserve"> </w:t>
       </w:r>
       <w:r>
-        <w:t xml:space="preserve">https://usatoday30.usatoday.com/​news/​nation/2008</w:t>
+        <w:t xml:space="preserve">https://​​usatoday30.​usatoday.​com/​​news/​​nation/​​2008</w:t>
       </w:r>
       <w:r>
         <w:noBreakHyphen/>
@@ -15707,7 +15707,7 @@
         <w:noBreakHyphen/>
       </w:r>
       <w:r>
-        <w:t xml:space="preserve">02-juveniledetention_N.htm</w:t>
+        <w:t xml:space="preserve">02-​juveniledetention_N.​htm</w:t>
       </w:r>
     </w:p>
   </w:footnote>
@@ -15726,7 +15726,7 @@
         <w:t xml:space="preserve"> </w:t>
       </w:r>
       <w:r>
-        <w:t xml:space="preserve">http://www.justicepolicy.org/​research/1978</w:t>
+        <w:t xml:space="preserve">http://​​www.​justicepolicy.​org/​​research/​​1978</w:t>
       </w:r>
     </w:p>
   </w:footnote>
@@ -16468,6 +16468,7 @@
     <w:unhideWhenUsed/>
     <w:qFormat/>
     <w:pPr>
+      <w:keepLines/>
       <w:spacing w:before="0" w:after="140" w:line="322" w:lineRule="exact"/>
     </w:pPr>
     <w:rPr>

--- a/courts/ninth-circuit/washington/state/court-of-appeals/motion-brief/usage/OUTPUT-motion-brief.docx
+++ b/courts/ninth-circuit/washington/state/court-of-appeals/motion-brief/usage/OUTPUT-motion-brief.docx
@@ -7583,7 +7583,7 @@
         <w:pStyle w:val="BodyText"/>
       </w:pPr>
       <w:r>
-        <w:t xml:space="preserve">The prosecution asked the court to impose a manifest injustice disposition holding J.W.M. in custody until he is 25 years old. It claimed the standard range was clearly too lenient, that J.W.M. had recent scored and unscored criminal history, and his prior JRA detention had not changed “his cavalier and dangerous behavior.” Supp. CP - . sub. no. 121, p. 3.</w:t>
+        <w:t xml:space="preserve">The prosecution asked the court to impose a manifest injustice disposition holding J.W.M. in custody until he is 25 years old. It claimed the standard range was clearly too lenient, that J.W.M. had recent scored and unscored criminal history, and his prior JRA detention had not changed “his cavalier and dangerous behavior.” Supp. CP - . sub. no. 121, p. 3.</w:t>
       </w:r>
     </w:p>
     <w:p>
@@ -7643,7 +7643,7 @@
         <w:pStyle w:val="BodyText"/>
       </w:pPr>
       <w:r>
-        <w:t xml:space="preserve">The court imposed a manifest injustice disposition that requires J.W.M. held in custody until his 25th birthday, without the possibility of early release or probation services. RP 44, 47. The prosecutor said he would prepare written findings and asked the court if it’s “primary finding is – the basis is the need for –.” RP 49. The Court interrupted and said, “Services. . . . The need for services and criminal history.”</w:t>
+        <w:t xml:space="preserve">The court imposed a manifest injustice disposition that requires J.W.M. held in custody until his 25th birthday, without the possibility of early release or probation services. RP 44, 47. The prosecutor said he would prepare written findings and asked the court if it’s “primary finding is – the basis is the need for –.” RP 49. The Court interrupted and said, “Services. . . . The need for services and criminal history.”</w:t>
       </w:r>
       <w:r>
         <w:t xml:space="preserve"> </w:t>
@@ -8865,7 +8865,7 @@
         <w:t xml:space="preserve">See State v. Peters</w:t>
       </w:r>
       <w:r>
-        <w:t xml:space="preserve">, 16 Wn. App. 2d 454, 462, 486 P.3d 925 (2021) (“a question of constitutional due due process (notice) . . . may be raised for the first time on appeal”).</w:t>
+        <w:t xml:space="preserve">, 16 Wn. App. 2d 454, 462, 486 P.3d 925 (2021) (“a question of constitutional due due process (notice) . . . may be raised for the first time on appeal”).</w:t>
       </w:r>
     </w:p>
     <w:p>
@@ -9196,7 +9196,7 @@
         <w:pStyle w:val="BodyText"/>
       </w:pPr>
       <w:r>
-        <w:t xml:space="preserve">The prosecution did not provide J.W.M. with advance notice of its intent to seek increased punishment above the standard range. It sought a manifest injustice disposition after J.W.M. was convicted. Supp. CP - , sub. no. 121. The lack of constitutionally mandated notice violates J.W.M.’s right to due process.</w:t>
+        <w:t xml:space="preserve">The prosecution did not provide J.W.M. with advance notice of its intent to seek increased punishment above the standard range. It sought a manifest injustice disposition after J.W.M. was convicted. Supp. CP - , sub. no. 121. The lack of constitutionally mandated notice violates J.W.M.’s right to due process.</w:t>
       </w:r>
     </w:p>
     <w:p>
@@ -15676,7 +15676,7 @@
         <w:t xml:space="preserve"> </w:t>
       </w:r>
       <w:r>
-        <w:t xml:space="preserve">https://​​www.​bjs.​gov/​​content/​​pub/​​pdf/​​svjfry12.​pdf</w:t>
+        <w:t xml:space="preserve">https://​www.​bjs.​gov/​content/​pub/​pdf/​svjfry12.​pdf</w:t>
       </w:r>
     </w:p>
   </w:footnote>
@@ -15695,7 +15695,7 @@
         <w:t xml:space="preserve"> </w:t>
       </w:r>
       <w:r>
-        <w:t xml:space="preserve">https://​​usatoday30.​usatoday.​com/​​news/​​nation/​​2008</w:t>
+        <w:t xml:space="preserve">https://​usatoday30.​usatoday.​com/​news/​nation/​2008</w:t>
       </w:r>
       <w:r>
         <w:noBreakHyphen/>
@@ -15726,7 +15726,7 @@
         <w:t xml:space="preserve"> </w:t>
       </w:r>
       <w:r>
-        <w:t xml:space="preserve">http://​​www.​justicepolicy.​org/​​research/​​1978</w:t>
+        <w:t xml:space="preserve">http://​www.​justicepolicy.​org/​research/​1978</w:t>
       </w:r>
     </w:p>
   </w:footnote>
@@ -16721,6 +16721,33 @@
       <w:ind w:left="2160" w:hanging="720"/>
     </w:pPr>
   </w:style>
+  <w:style w:type="paragraph" w:customStyle="1" w:styleId="XdQuoteList1">
+    <w:name w:val="Xd Quote List 1"/>
+    <w:basedOn w:val="Normal"/>
+    <w:qFormat/>
+    <w:pPr>
+      <w:spacing w:before="0" w:after="0" w:line="322" w:lineRule="exact"/>
+      <w:ind w:left="1440" w:right="720" w:hanging="720"/>
+    </w:pPr>
+  </w:style>
+  <w:style w:type="paragraph" w:customStyle="1" w:styleId="XdQuoteList2">
+    <w:name w:val="Xd Quote List 2"/>
+    <w:basedOn w:val="Normal"/>
+    <w:qFormat/>
+    <w:pPr>
+      <w:spacing w:before="0" w:after="0" w:line="322" w:lineRule="exact"/>
+      <w:ind w:left="2160" w:right="720" w:hanging="720"/>
+    </w:pPr>
+  </w:style>
+  <w:style w:type="paragraph" w:customStyle="1" w:styleId="XdQuoteList3">
+    <w:name w:val="Xd Quote List 3"/>
+    <w:basedOn w:val="Normal"/>
+    <w:qFormat/>
+    <w:pPr>
+      <w:spacing w:before="0" w:after="0" w:line="322" w:lineRule="exact"/>
+      <w:ind w:left="2880" w:right="720" w:hanging="720"/>
+    </w:pPr>
+  </w:style>
   <w:style w:type="paragraph" w:customStyle="1" w:styleId="SourceCode">
     <w:name w:val="Source Code"/>
     <w:basedOn w:val="Normal"/>

--- a/courts/ninth-circuit/washington/state/court-of-appeals/motion-brief/usage/OUTPUT-motion-brief.docx
+++ b/courts/ninth-circuit/washington/state/court-of-appeals/motion-brief/usage/OUTPUT-motion-brief.docx
@@ -7583,7 +7583,7 @@
         <w:pStyle w:val="BodyText"/>
       </w:pPr>
       <w:r>
-        <w:t xml:space="preserve">The prosecution asked the court to impose a manifest injustice disposition holding J.W.M. in custody until he is 25 years old. It claimed the standard range was clearly too lenient, that J.W.M. had recent scored and unscored criminal history, and his prior JRA detention had not changed “his cavalier and dangerous behavior.” Supp. CP - . sub. no. 121, p. 3.</w:t>
+        <w:t xml:space="preserve">The prosecution asked the court to impose a manifest injustice disposition holding J.W.M. in custody until he is 25 years old. It claimed the standard range was clearly too lenient, that J.W.M. had recent scored and unscored criminal history, and his prior JRA detention had not changed “his cavalier and dangerous behavior.” Supp. CP - ⁠. sub. no. 121, p. 3.</w:t>
       </w:r>
     </w:p>
     <w:p>
@@ -7643,7 +7643,7 @@
         <w:pStyle w:val="BodyText"/>
       </w:pPr>
       <w:r>
-        <w:t xml:space="preserve">The court imposed a manifest injustice disposition that requires J.W.M. held in custody until his 25th birthday, without the possibility of early release or probation services. RP 44, 47. The prosecutor said he would prepare written findings and asked the court if it’s “primary finding is – the basis is the need for –.” RP 49. The Court interrupted and said, “Services. . . . The need for services and criminal history.”</w:t>
+        <w:t xml:space="preserve">The court imposed a manifest injustice disposition that requires J.W.M. held in custody until his 25th birthday, without the possibility of early release or probation services. RP 44, 47. The prosecutor said he would prepare written findings and asked the court if it’s “primary finding is – the basis is the need for –.” RP 49. The Court interrupted and said, “Services. ⁠. ⁠. ⁠. The need for services and criminal history.”</w:t>
       </w:r>
       <w:r>
         <w:t xml:space="preserve"> </w:t>
@@ -8865,7 +8865,7 @@
         <w:t xml:space="preserve">See State v. Peters</w:t>
       </w:r>
       <w:r>
-        <w:t xml:space="preserve">, 16 Wn. App. 2d 454, 462, 486 P.3d 925 (2021) (“a question of constitutional due due process (notice) . . . may be raised for the first time on appeal”).</w:t>
+        <w:t xml:space="preserve">, 16 Wn. App. 2d 454, 462, 486 P.3d 925 (2021) (“a question of constitutional due due process (notice) ⁠. ⁠. ⁠. may be raised for the first time on appeal”).</w:t>
       </w:r>
     </w:p>
     <w:p>
@@ -9196,7 +9196,7 @@
         <w:pStyle w:val="BodyText"/>
       </w:pPr>
       <w:r>
-        <w:t xml:space="preserve">The prosecution did not provide J.W.M. with advance notice of its intent to seek increased punishment above the standard range. It sought a manifest injustice disposition after J.W.M. was convicted. Supp. CP - , sub. no. 121. The lack of constitutionally mandated notice violates J.W.M.’s right to due process.</w:t>
+        <w:t xml:space="preserve">The prosecution did not provide J.W.M. with advance notice of its intent to seek increased punishment above the standard range. It sought a manifest injustice disposition after J.W.M. was convicted. Supp. CP - ⁠, sub. no. 121. The lack of constitutionally mandated notice violates J.W.M.’s right to due process.</w:t>
       </w:r>
     </w:p>
     <w:p>
@@ -15695,19 +15695,7 @@
         <w:t xml:space="preserve"> </w:t>
       </w:r>
       <w:r>
-        <w:t xml:space="preserve">https://​usatoday30.​usatoday.​com/​news/​nation/​2008</w:t>
-      </w:r>
-      <w:r>
-        <w:noBreakHyphen/>
-      </w:r>
-      <w:r>
-        <w:t xml:space="preserve">03</w:t>
-      </w:r>
-      <w:r>
-        <w:noBreakHyphen/>
-      </w:r>
-      <w:r>
-        <w:t xml:space="preserve">02-​juveniledetention_N.​htm</w:t>
+        <w:t xml:space="preserve">https://​usatoday30.​usatoday.​com/​news/​nation/​2008-⁠03-⁠02-​juveniledetention_N.​htm</w:t>
       </w:r>
     </w:p>
   </w:footnote>
